--- a/To Do.docx
+++ b/To Do.docx
@@ -16,7 +16,7 @@
         <w:sdtPr>
           <w:id w:val="1969542712"/>
           <w14:checkbox>
-            <w14:checked w14:val="1"/>
+            <w14:checked w14:val="0"/>
             <w14:checkedState w14:val="2612" w14:font="MS Gothic"/>
             <w14:uncheckedState w14:val="2610" w14:font="MS Gothic"/>
           </w14:checkbox>
@@ -26,7 +26,7 @@
             <w:rPr>
               <w:rFonts w:ascii="MS Gothic" w:eastAsia="MS Gothic" w:hAnsi="MS Gothic" w:hint="eastAsia"/>
             </w:rPr>
-            <w:t>☒</w:t>
+            <w:t>☐</w:t>
           </w:r>
         </w:sdtContent>
       </w:sdt>
@@ -42,7 +42,7 @@
         <w:sdtPr>
           <w:id w:val="2028979431"/>
           <w14:checkbox>
-            <w14:checked w14:val="1"/>
+            <w14:checked w14:val="0"/>
             <w14:checkedState w14:val="2612" w14:font="MS Gothic"/>
             <w14:uncheckedState w14:val="2610" w14:font="MS Gothic"/>
           </w14:checkbox>
@@ -52,7 +52,7 @@
             <w:rPr>
               <w:rFonts w:ascii="MS Gothic" w:eastAsia="MS Gothic" w:hAnsi="MS Gothic" w:hint="eastAsia"/>
             </w:rPr>
-            <w:t>☒</w:t>
+            <w:t>☐</w:t>
           </w:r>
         </w:sdtContent>
       </w:sdt>
@@ -77,7 +77,7 @@
         <w:sdtPr>
           <w:id w:val="-200480751"/>
           <w14:checkbox>
-            <w14:checked w14:val="1"/>
+            <w14:checked w14:val="0"/>
             <w14:checkedState w14:val="2612" w14:font="MS Gothic"/>
             <w14:uncheckedState w14:val="2610" w14:font="MS Gothic"/>
           </w14:checkbox>
@@ -87,7 +87,7 @@
             <w:rPr>
               <w:rFonts w:ascii="MS Gothic" w:eastAsia="MS Gothic" w:hAnsi="MS Gothic" w:hint="eastAsia"/>
             </w:rPr>
-            <w:t>☒</w:t>
+            <w:t>☐</w:t>
           </w:r>
         </w:sdtContent>
       </w:sdt>
@@ -95,10 +95,7 @@
         <w:tab/>
       </w:r>
       <w:r>
-        <w:t xml:space="preserve"> </w:t>
-      </w:r>
-      <w:r>
-        <w:t>VMs erstellen</w:t>
+        <w:t xml:space="preserve"> VMs erstellen</w:t>
       </w:r>
     </w:p>
     <w:p>
@@ -106,7 +103,7 @@
         <w:sdtPr>
           <w:id w:val="-2014444529"/>
           <w14:checkbox>
-            <w14:checked w14:val="1"/>
+            <w14:checked w14:val="0"/>
             <w14:checkedState w14:val="2612" w14:font="MS Gothic"/>
             <w14:uncheckedState w14:val="2610" w14:font="MS Gothic"/>
           </w14:checkbox>
@@ -116,7 +113,7 @@
             <w:rPr>
               <w:rFonts w:ascii="MS Gothic" w:eastAsia="MS Gothic" w:hAnsi="MS Gothic" w:hint="eastAsia"/>
             </w:rPr>
-            <w:t>☒</w:t>
+            <w:t>☐</w:t>
           </w:r>
         </w:sdtContent>
       </w:sdt>
@@ -124,10 +121,7 @@
         <w:tab/>
       </w:r>
       <w:r>
-        <w:t xml:space="preserve"> </w:t>
-      </w:r>
-      <w:r>
-        <w:t>Netzwerkverbindungen konfigurieren</w:t>
+        <w:t xml:space="preserve"> Netzwerkverbindungen konfigurieren</w:t>
       </w:r>
     </w:p>
     <w:p>
@@ -144,7 +138,7 @@
         <w:sdtPr>
           <w:id w:val="851688897"/>
           <w14:checkbox>
-            <w14:checked w14:val="1"/>
+            <w14:checked w14:val="0"/>
             <w14:checkedState w14:val="2612" w14:font="MS Gothic"/>
             <w14:uncheckedState w14:val="2610" w14:font="MS Gothic"/>
           </w14:checkbox>
@@ -154,7 +148,7 @@
             <w:rPr>
               <w:rFonts w:ascii="MS Gothic" w:eastAsia="MS Gothic" w:hAnsi="MS Gothic" w:hint="eastAsia"/>
             </w:rPr>
-            <w:t>☒</w:t>
+            <w:t>☐</w:t>
           </w:r>
         </w:sdtContent>
       </w:sdt>
@@ -162,10 +156,7 @@
         <w:tab/>
       </w:r>
       <w:r>
-        <w:t xml:space="preserve"> </w:t>
-      </w:r>
-      <w:r>
-        <w:t>Erreichbarkeit der VMs testen</w:t>
+        <w:t xml:space="preserve"> Erreichbarkeit der VMs testen</w:t>
       </w:r>
     </w:p>
     <w:p>
@@ -191,7 +182,7 @@
         <w:sdtPr>
           <w:id w:val="-513843694"/>
           <w14:checkbox>
-            <w14:checked w14:val="1"/>
+            <w14:checked w14:val="0"/>
             <w14:checkedState w14:val="2612" w14:font="MS Gothic"/>
             <w14:uncheckedState w14:val="2610" w14:font="MS Gothic"/>
           </w14:checkbox>
@@ -201,14 +192,12 @@
             <w:rPr>
               <w:rFonts w:ascii="MS Gothic" w:eastAsia="MS Gothic" w:hAnsi="MS Gothic" w:hint="eastAsia"/>
             </w:rPr>
-            <w:t>☒</w:t>
+            <w:t>☐</w:t>
           </w:r>
         </w:sdtContent>
       </w:sdt>
       <w:r>
         <w:tab/>
-      </w:r>
-      <w:r>
         <w:t>Verschlüsselte Kommunikation</w:t>
       </w:r>
     </w:p>
@@ -233,8 +222,6 @@
       </w:sdt>
       <w:r>
         <w:tab/>
-      </w:r>
-      <w:r>
         <w:t xml:space="preserve"> Überprüfen, ob das so richtig ist</w:t>
       </w:r>
     </w:p>
@@ -246,7 +233,7 @@
         <w:sdtPr>
           <w:id w:val="52905237"/>
           <w14:checkbox>
-            <w14:checked w14:val="1"/>
+            <w14:checked w14:val="0"/>
             <w14:checkedState w14:val="2612" w14:font="MS Gothic"/>
             <w14:uncheckedState w14:val="2610" w14:font="MS Gothic"/>
           </w14:checkbox>
@@ -256,14 +243,12 @@
             <w:rPr>
               <w:rFonts w:ascii="MS Gothic" w:eastAsia="MS Gothic" w:hAnsi="MS Gothic" w:hint="eastAsia"/>
             </w:rPr>
-            <w:t>☒</w:t>
+            <w:t>☐</w:t>
           </w:r>
         </w:sdtContent>
       </w:sdt>
       <w:r>
         <w:tab/>
-      </w:r>
-      <w:r>
         <w:t xml:space="preserve"> Probleme mit der Zertifikatsanforderung wegen Berichtigung -&gt; Christian fragen wegen AD</w:t>
       </w:r>
     </w:p>
@@ -298,10 +283,7 @@
         <w:tab/>
       </w:r>
       <w:r>
-        <w:t xml:space="preserve"> </w:t>
-      </w:r>
-      <w:r>
-        <w:t>Firewalls und Access Control Lists (ACLs) konfigurieren</w:t>
+        <w:t xml:space="preserve"> Firewalls und Access Control Lists (ACLs) konfigurieren</w:t>
       </w:r>
     </w:p>
     <w:p>
@@ -318,7 +300,7 @@
         <w:sdtPr>
           <w:id w:val="-723675670"/>
           <w14:checkbox>
-            <w14:checked w14:val="1"/>
+            <w14:checked w14:val="0"/>
             <w14:checkedState w14:val="2612" w14:font="MS Gothic"/>
             <w14:uncheckedState w14:val="2610" w14:font="MS Gothic"/>
           </w14:checkbox>
@@ -328,7 +310,7 @@
             <w:rPr>
               <w:rFonts w:ascii="MS Gothic" w:eastAsia="MS Gothic" w:hAnsi="MS Gothic" w:hint="eastAsia"/>
             </w:rPr>
-            <w:t>☒</w:t>
+            <w:t>☐</w:t>
           </w:r>
         </w:sdtContent>
       </w:sdt>
@@ -368,8 +350,6 @@
       </w:sdt>
       <w:r>
         <w:tab/>
-      </w:r>
-      <w:r>
         <w:t>AD kontrollieren</w:t>
       </w:r>
     </w:p>
@@ -396,10 +376,7 @@
         <w:tab/>
       </w:r>
       <w:r>
-        <w:t xml:space="preserve"> </w:t>
-      </w:r>
-      <w:r>
-        <w:t>DNS-Server einrichten</w:t>
+        <w:t xml:space="preserve"> DNS-Server einrichten</w:t>
       </w:r>
     </w:p>
     <w:p>
@@ -423,8 +400,6 @@
       </w:sdt>
       <w:r>
         <w:tab/>
-      </w:r>
-      <w:r>
         <w:t xml:space="preserve"> DNS kontrollieren lassen</w:t>
       </w:r>
     </w:p>
@@ -449,8 +424,6 @@
       </w:sdt>
       <w:r>
         <w:tab/>
-      </w:r>
-      <w:r>
         <w:t xml:space="preserve"> Weitere DNS Einträge einfügen (automatisiert)</w:t>
       </w:r>
     </w:p>
@@ -468,7 +441,7 @@
         <w:sdtPr>
           <w:id w:val="1296187231"/>
           <w14:checkbox>
-            <w14:checked w14:val="1"/>
+            <w14:checked w14:val="0"/>
             <w14:checkedState w14:val="2612" w14:font="MS Gothic"/>
             <w14:uncheckedState w14:val="2610" w14:font="MS Gothic"/>
           </w14:checkbox>
@@ -478,7 +451,7 @@
             <w:rPr>
               <w:rFonts w:ascii="MS Gothic" w:eastAsia="MS Gothic" w:hAnsi="MS Gothic" w:hint="eastAsia"/>
             </w:rPr>
-            <w:t>☒</w:t>
+            <w:t>☐</w:t>
           </w:r>
         </w:sdtContent>
       </w:sdt>
@@ -486,10 +459,7 @@
         <w:tab/>
       </w:r>
       <w:r>
-        <w:t xml:space="preserve"> </w:t>
-      </w:r>
-      <w:r>
-        <w:t>EMS installieren</w:t>
+        <w:t xml:space="preserve"> EMS installieren</w:t>
       </w:r>
     </w:p>
     <w:p>
@@ -542,8 +512,6 @@
       </w:sdt>
       <w:r>
         <w:tab/>
-      </w:r>
-      <w:r>
         <w:t>Zertifikate ausstellen</w:t>
       </w:r>
     </w:p>
@@ -568,8 +536,6 @@
       </w:sdt>
       <w:r>
         <w:tab/>
-      </w:r>
-      <w:r>
         <w:t>Zugriff von außen</w:t>
       </w:r>
     </w:p>
@@ -596,10 +562,7 @@
         <w:tab/>
       </w:r>
       <w:r>
-        <w:t xml:space="preserve"> </w:t>
-      </w:r>
-      <w:r>
-        <w:t xml:space="preserve">EMS an </w:t>
+        <w:t xml:space="preserve"> EMS an </w:t>
       </w:r>
       <w:proofErr w:type="spellStart"/>
       <w:r>
@@ -642,10 +605,7 @@
         <w:tab/>
       </w:r>
       <w:r>
-        <w:t xml:space="preserve"> </w:t>
-      </w:r>
-      <w:r>
-        <w:t>ZTNA-Lösung installieren und einrichten</w:t>
+        <w:t xml:space="preserve"> ZTNA-Lösung installieren und einrichten</w:t>
       </w:r>
     </w:p>
     <w:p>
@@ -671,10 +631,7 @@
         <w:tab/>
       </w:r>
       <w:r>
-        <w:t xml:space="preserve"> </w:t>
-      </w:r>
-      <w:r>
-        <w:t>Zugriff von extern testen</w:t>
+        <w:t xml:space="preserve"> Zugriff von extern testen</w:t>
       </w:r>
     </w:p>
     <w:p>
@@ -709,10 +666,7 @@
         <w:tab/>
       </w:r>
       <w:r>
-        <w:t xml:space="preserve"> </w:t>
-      </w:r>
-      <w:r>
-        <w:t>NAC und konfigurieren</w:t>
+        <w:t xml:space="preserve"> NAC und konfigurieren</w:t>
       </w:r>
     </w:p>
     <w:p>
@@ -738,10 +692,7 @@
         <w:tab/>
       </w:r>
       <w:r>
-        <w:t xml:space="preserve"> </w:t>
-      </w:r>
-      <w:r>
-        <w:t>Gerätevalidierung umsetzen</w:t>
+        <w:t xml:space="preserve"> Gerätevalidierung umsetzen</w:t>
       </w:r>
     </w:p>
     <w:p>
@@ -776,10 +727,7 @@
         <w:tab/>
       </w:r>
       <w:r>
-        <w:t xml:space="preserve"> </w:t>
-      </w:r>
-      <w:r>
-        <w:t xml:space="preserve">Access </w:t>
+        <w:t xml:space="preserve"> Access </w:t>
       </w:r>
       <w:proofErr w:type="spellStart"/>
       <w:r>
@@ -813,10 +761,7 @@
         <w:tab/>
       </w:r>
       <w:r>
-        <w:t xml:space="preserve"> </w:t>
-      </w:r>
-      <w:r>
-        <w:t>Dynamische EMS-Tags anlegen</w:t>
+        <w:t xml:space="preserve"> Dynamische EMS-Tags anlegen</w:t>
       </w:r>
     </w:p>
     <w:p>
@@ -851,10 +796,7 @@
         <w:tab/>
       </w:r>
       <w:r>
-        <w:t xml:space="preserve"> </w:t>
-      </w:r>
-      <w:r>
-        <w:t>Azure Entra ID integrieren</w:t>
+        <w:t xml:space="preserve"> Azure Entra ID integrieren</w:t>
       </w:r>
     </w:p>
     <w:p>
@@ -880,10 +822,7 @@
         <w:tab/>
       </w:r>
       <w:r>
-        <w:t xml:space="preserve"> </w:t>
-      </w:r>
-      <w:r>
-        <w:t xml:space="preserve">Single </w:t>
+        <w:t xml:space="preserve"> Single </w:t>
       </w:r>
       <w:proofErr w:type="spellStart"/>
       <w:r>
@@ -936,8 +875,6 @@
       </w:sdt>
       <w:r>
         <w:tab/>
-      </w:r>
-      <w:r>
         <w:t>Proxy richtig einstellen</w:t>
       </w:r>
     </w:p>
@@ -962,8 +899,6 @@
       </w:sdt>
       <w:r>
         <w:tab/>
-      </w:r>
-      <w:r>
         <w:t xml:space="preserve">Wie können Weiterleitungen besser gemacht werden </w:t>
       </w:r>
     </w:p>
@@ -3423,6 +3358,7 @@
   <w:style w:type="character" w:default="1" w:styleId="Absatz-Standardschriftart">
     <w:name w:val="Default Paragraph Font"/>
     <w:uiPriority w:val="1"/>
+    <w:semiHidden/>
     <w:unhideWhenUsed/>
   </w:style>
   <w:style w:type="table" w:default="1" w:styleId="NormaleTabelle">
